--- a/courts/fifth-circuit/texas/state/court-of-civil-appeals/motion-brief/usage/OUTPUT-motion-brief.docx
+++ b/courts/fifth-circuit/texas/state/court-of-civil-appeals/motion-brief/usage/OUTPUT-motion-brief.docx
@@ -206,8 +206,9 @@
         <w:tblLook w:val="0000" w:firstRow="0" w:lastRow="0" w:firstColumn="0" w:lastColumn="0" w:noHBand="0" w:noVBand="0"/>
       </w:tblPr>
       <w:tblGrid>
-        <w:gridCol w:w="5184"/>
-        <w:gridCol w:w="4176"/>
+        <w:gridCol w:w="4464"/>
+        <w:gridCol w:w="264"/>
+        <w:gridCol w:w="4632"/>
       </w:tblGrid>
       <w:tr>
         <w:trPr>
@@ -215,7 +216,7 @@
         </w:trPr>
         <w:tc>
           <w:tcPr>
-            <w:tcW w:w="5184" w:type="dxa"/>
+            <w:tcW w:w="4464" w:type="dxa"/>
           </w:tcPr>
           <w:p>
             <w:pPr>
@@ -223,6 +224,8 @@
               <w:ind w:left="0" w:firstLine="0"/>
               <w:jc w:val="left"/>
             </w:pPr>
+            <w:bookmarkStart w:id="9001" w:name="xdr1c1a"/>
+            <w:bookmarkEnd w:id="9001"/>
             <w:r>
               <w:t xml:space="preserve">THE</w:t>
             </w:r>
@@ -338,13 +341,15 @@
             <w:r>
               <w:t xml:space="preserve">Appellee.</w:t>
             </w:r>
+            <w:bookmarkStart w:id="9002" w:name="xdr1c1z1"/>
+            <w:bookmarkEnd w:id="9002"/>
           </w:p>
         </w:tc>
         <w:tc>
           <w:tcPr>
-            <w:tcW w:w="4176" w:type="dxa"/>
+            <w:tcW w:w="264" w:type="dxa"/>
             <w:tcMar>
-              <w:left w:w="576" w:type="dxa"/>
+              <w:left w:w="168" w:type="dxa"/>
             </w:tcMar>
           </w:tcPr>
           <w:p>
@@ -354,17 +359,7 @@
               <w:jc w:val="left"/>
             </w:pPr>
             <w:r>
-              <w:t xml:space="preserve">No.</w:t>
-            </w:r>
-            <w:r>
-              <w:t xml:space="preserve"> </w:t>
-            </w:r>
-            <w:r>
-              <w:t xml:space="preserve">14</w:t>
-              <w:noBreakHyphen/>
-              <w:t xml:space="preserve">20</w:t>
-              <w:noBreakHyphen/>
-              <w:t xml:space="preserve">00627-CV</w:t>
+              <w:t xml:space="preserve">)</w:t>
             </w:r>
           </w:p>
           <w:p>
@@ -374,6 +369,137 @@
               <w:jc w:val="left"/>
             </w:pPr>
             <w:r>
+              <w:t xml:space="preserve">)</w:t>
+            </w:r>
+          </w:p>
+          <w:p>
+            <w:pPr>
+              <w:spacing w:before="0" w:after="0" w:line="322" w:lineRule="exact"/>
+              <w:ind w:left="0" w:firstLine="0"/>
+              <w:jc w:val="left"/>
+            </w:pPr>
+            <w:r>
+              <w:t xml:space="preserve">)</w:t>
+            </w:r>
+          </w:p>
+          <w:p>
+            <w:pPr>
+              <w:spacing w:before="0" w:after="0" w:line="322" w:lineRule="exact"/>
+              <w:ind w:left="0" w:firstLine="0"/>
+              <w:jc w:val="left"/>
+            </w:pPr>
+            <w:r>
+              <w:t xml:space="preserve">)</w:t>
+            </w:r>
+          </w:p>
+          <w:p>
+            <w:pPr>
+              <w:spacing w:before="0" w:after="0" w:line="322" w:lineRule="exact"/>
+              <w:ind w:left="0" w:firstLine="0"/>
+              <w:jc w:val="left"/>
+            </w:pPr>
+            <w:r>
+              <w:t xml:space="preserve">)</w:t>
+            </w:r>
+          </w:p>
+          <w:p>
+            <w:pPr>
+              <w:spacing w:before="0" w:after="0" w:line="322" w:lineRule="exact"/>
+              <w:ind w:left="0" w:firstLine="0"/>
+              <w:jc w:val="left"/>
+            </w:pPr>
+            <w:r>
+              <w:t xml:space="preserve">)</w:t>
+            </w:r>
+          </w:p>
+          <w:p>
+            <w:pPr>
+              <w:spacing w:before="0" w:after="0" w:line="322" w:lineRule="exact"/>
+              <w:ind w:left="0" w:firstLine="0"/>
+              <w:jc w:val="left"/>
+            </w:pPr>
+            <w:r>
+              <w:t xml:space="preserve">)</w:t>
+            </w:r>
+          </w:p>
+          <w:p>
+            <w:pPr>
+              <w:spacing w:before="0" w:after="0" w:line="322" w:lineRule="exact"/>
+              <w:ind w:left="0" w:firstLine="0"/>
+              <w:jc w:val="left"/>
+            </w:pPr>
+            <w:r>
+              <w:t xml:space="preserve">)</w:t>
+            </w:r>
+          </w:p>
+          <w:p>
+            <w:pPr>
+              <w:spacing w:before="0" w:after="0" w:line="322" w:lineRule="exact"/>
+              <w:ind w:left="0" w:firstLine="0"/>
+              <w:jc w:val="left"/>
+            </w:pPr>
+            <w:r>
+              <w:t xml:space="preserve">)</w:t>
+            </w:r>
+          </w:p>
+          <w:p>
+            <w:pPr>
+              <w:spacing w:before="0" w:after="0" w:line="322" w:lineRule="exact"/>
+              <w:ind w:left="0" w:firstLine="0"/>
+              <w:jc w:val="left"/>
+            </w:pPr>
+            <w:r>
+              <w:t xml:space="preserve">)</w:t>
+            </w:r>
+          </w:p>
+          <w:p>
+            <w:pPr>
+              <w:spacing w:before="0" w:after="0" w:line="322" w:lineRule="exact"/>
+              <w:ind w:left="0" w:firstLine="0"/>
+              <w:jc w:val="left"/>
+            </w:pPr>
+            <w:r>
+              <w:t xml:space="preserve">)</w:t>
+            </w:r>
+          </w:p>
+        </w:tc>
+        <w:tc>
+          <w:tcPr>
+            <w:tcW w:w="4632" w:type="dxa"/>
+            <w:tcMar>
+              <w:left w:w="168" w:type="dxa"/>
+            </w:tcMar>
+            <w:vAlign w:val="center"/>
+          </w:tcPr>
+          <w:p>
+            <w:pPr>
+              <w:spacing w:before="0" w:after="0" w:line="322" w:lineRule="exact"/>
+              <w:ind w:left="0" w:firstLine="0"/>
+              <w:jc w:val="left"/>
+            </w:pPr>
+            <w:bookmarkStart w:id="9003" w:name="xdr1c3a"/>
+            <w:bookmarkEnd w:id="9003"/>
+            <w:r>
+              <w:t xml:space="preserve">No.</w:t>
+            </w:r>
+            <w:r>
+              <w:t xml:space="preserve"> </w:t>
+            </w:r>
+            <w:r>
+              <w:t xml:space="preserve">14</w:t>
+              <w:noBreakHyphen/>
+              <w:t xml:space="preserve">20</w:t>
+              <w:noBreakHyphen/>
+              <w:t xml:space="preserve">00627-CV</w:t>
+            </w:r>
+          </w:p>
+          <w:p>
+            <w:pPr>
+              <w:spacing w:before="0" w:after="0" w:line="322" w:lineRule="exact"/>
+              <w:ind w:left="0" w:firstLine="0"/>
+              <w:jc w:val="left"/>
+            </w:pPr>
+            <w:r>
               <w:t xml:space="preserve">On</w:t>
             </w:r>
             <w:r>
@@ -436,6 +562,8 @@
             <w:r>
               <w:t xml:space="preserve">Texas</w:t>
             </w:r>
+            <w:bookmarkStart w:id="9004" w:name="xdr1c3z1"/>
+            <w:bookmarkEnd w:id="9004"/>
           </w:p>
         </w:tc>
       </w:tr>
@@ -1842,7 +1970,7 @@
         <w:pStyle w:val="BodyText"/>
       </w:pPr>
       <w:r>
-        <w:t xml:space="preserve">There is little time to stop Hollins’s ultra vires efforts to circumvent the careful limits the Constitution places on county officials’ authority. Hollins can take only such actions as are authorized by the Legislature, and the Legislature has granted him precise powers relating to mail-in ballots in this State. Within hours of Hollins’s announcement, the Secretary of State asked Hollins to stop his illegal actions. Hollins refused. The State then filed this ultra vires suit and sought a preliminary injunction. The trial court rejected the request. County clerks across the State must distribute mail-in ballots to certain voters in only eight days on September 19. Tex. Elec. Code §§ 101.001, .004. Yet Hollins’s ultra vires conduct threatens to flood the State’s largest county with applications from voters who are likely ineligible. This will fundamentally undermine the Legislature’s design.</w:t>
+        <w:t xml:space="preserve">There is little time to stop Hollins’s ultra vires efforts to circumvent the careful limits the Constitution places on county officials’ authority. Hollins can take only such actions as are authorized by the Legislature, and the Legislature has granted him precise powers relating to mail-in ballots in this State. Within hours of Hollins’s announcement, the Secretary of State asked Hollins to stop his illegal actions. Hollins refused. The State then filed this ultra vires suit and sought a preliminary injunction. The trial court rejected the request. County clerks across the State must distribute mail-in ballots to certain voters in only eight days on September 19. Tex. Elec. Code §§ 101.001, .004. Yet Hollins’s ultra vires conduct threatens to flood the State’s largest county with applications from voters who are likely ineligible. This will fundamentally undermine the Legislature’s design.</w:t>
       </w:r>
     </w:p>
     <w:p>
@@ -2158,7 +2286,7 @@
         <w:t xml:space="preserve">@HarrisVotes</w:t>
       </w:r>
       <w:r>
-        <w:t xml:space="preserve">), Twitter (Aug. 25, 2020), https://twitter.com/​HarrisVotes/​status/1298372637912072193. The tweet also stated “Check your mail! Every Harris County registered voter will be sent an application to vote by mail next month.”</w:t>
+        <w:t xml:space="preserve">), Twitter (Aug. 25, 2020), https://​twitter.​com/​HarrisVotes/​status/​1298372637912072193. The tweet also stated “Check your mail! Every Harris County registered voter will be sent an application to vote by mail next month.”</w:t>
       </w:r>
       <w:r>
         <w:t xml:space="preserve"> </w:t>
@@ -2174,7 +2302,7 @@
         <w:t xml:space="preserve"> </w:t>
       </w:r>
       <w:r>
-        <w:t xml:space="preserve">This is in addition to the “nearly 400,000 mail-in ballot applications [sent] to Harris County voters who are 65 and older” ahead of the July primary runoff. Shelley Childers, Nearly 400K vote-by-mail applications sent to Harris Co. seniors ahead of election, ABC, June 11, 2020, https://abc13.com/​texas-mail-in-ballot-voting-coronavirus-during/6243587/.</w:t>
+        <w:t xml:space="preserve">This is in addition to the “nearly 400,000 mail-in ballot applications [sent] to Harris County voters who are 65 and older” ahead of the July primary runoff. Shelley Childers, Nearly 400K vote-by-mail applications sent to Harris Co. seniors ahead of election, ABC, June 11, 2020, https://​abc13.​com/​texas-​mail-​in-​ballot-​voting-​coronavirus-​during/​6243587/​.</w:t>
       </w:r>
     </w:p>
     <w:p>
@@ -2182,7 +2310,7 @@
         <w:pStyle w:val="BodyText"/>
       </w:pPr>
       <w:r>
-        <w:t xml:space="preserve">Most of the individuals targeted by Hollins’s latest proposed mass mailing are not eligible to vote by mail. Currently, there are approximately 2.4 million people registered to vote in Harris County. Harris County Clerk’s Office, Cumulative Report—Harris County, Texas—General and Special Elections, Nov. 8, 2016, https://harrisvotes.com/​HISTORY/20161108/​cumulative/​cumulative.pdf. As of July 1, 2019, only 10.9% of the Harris County population is 65 years old or older. U.S. Census Bureau, Quick Facts: Harris County, Texas, https://www.census.gov/​quickfacts/​fact/​table/​harriscountytexas/​PST045219. Only an estimated 6.4% of the remainder has a disability, and it is unclear how many of those disabilities prevent a voter from voting in person.</w:t>
+        <w:t xml:space="preserve">Most of the individuals targeted by Hollins’s latest proposed mass mailing are not eligible to vote by mail. Currently, there are approximately 2.4 million people registered to vote in Harris County. Harris County Clerk’s Office, Cumulative Report—Harris County, Texas—General and Special Elections, Nov. 8, 2016, https://​harrisvotes.​com/​HISTORY/​20161108/​cumulative/​cumulative.​pdf. As of July 1, 2019, only 10.9% of the Harris County population is 65 years old or older. U.S. Census Bureau, Quick Facts: Harris County, Texas, https://​www.​census.​gov/​quickfacts/​fact/​table/​harriscountytexas/​PST045219. Only an estimated 6.4% of the remainder has a disability, and it is unclear how many of those disabilities prevent a voter from voting in person.</w:t>
       </w:r>
       <w:r>
         <w:t xml:space="preserve"> </w:t>
@@ -3783,7 +3911,7 @@
         <w:t xml:space="preserve"> </w:t>
       </w:r>
       <w:r>
-        <w:t xml:space="preserve">Tex. Elec. Code §§ 101.001, .004. All voters who want to vote by mail must apply for an absentee ballot no later than October 23.</w:t>
+        <w:t xml:space="preserve">Tex. Elec. Code §§ 101.001, .004. All voters who want to vote by mail must apply for an absentee ballot no later than October 23.</w:t>
       </w:r>
       <w:r>
         <w:t xml:space="preserve"> </w:t>
@@ -3799,7 +3927,7 @@
         <w:t xml:space="preserve"> </w:t>
       </w:r>
       <w:r>
-        <w:t xml:space="preserve">§ 84.007(c). The United States Postal Service has warned that due to limitations on its capacity, those applications should be sent no later than October 19. Letter from Thomas J. Marshall to Ruth Hughs, July 30, 2020, https://tinyurl.com/​USPSTexasLetter. This Court—and potentially the Supreme Court—should resolve this dispute well ahead of that deadline.</w:t>
+        <w:t xml:space="preserve">§ 84.007(c). The United States Postal Service has warned that due to limitations on its capacity, those applications should be sent no later than October 19. Letter from Thomas J. Marshall to Ruth Hughs, July 30, 2020, https://​tinyurl.​com/​USPSTexasLetter. This Court—and potentially the Supreme Court—should resolve this dispute well ahead of that deadline.</w:t>
       </w:r>
     </w:p>
     <w:p>
@@ -5097,7 +5225,7 @@
         <w:t xml:space="preserve"> </w:t>
       </w:r>
       <w:r>
-        <w:t xml:space="preserve">See also, e.g., App. J at 134 (receiving testimony from Hollins that his power is “really broad”); id. at 141 (“I think a lot of the [Election Code] . . . lays out generally what I’m allowed to do and then I can take from that and go above and beyond.”); id. at 143 (“I would say that my authority to conduct and manage early voting gives me very broad authority”); id. at 171 (opining that the Election Code “lays out minimums” but that he is empowered “to go above and beyond”).</w:t>
+        <w:t xml:space="preserve">See also, e.g., App. J at 134 (receiving testimony from Hollins that his power is “really broad”); id. at 141 (“I think a lot of the [Election Code] . . . lays out generally what I’m allowed to do and then I can take from that and go above and beyond.”); id. at 143 (“I would say that my authority to conduct and manage early voting gives me very broad authority”); id. at 171 (opining that the Election Code “lays out minimums” but that he is empowered “to go above and beyond”).</w:t>
       </w:r>
     </w:p>
   </w:footnote>
@@ -5936,6 +6064,7 @@
     <w:unhideWhenUsed/>
     <w:qFormat/>
     <w:pPr>
+      <w:keepLines/>
       <w:spacing w:before="0" w:after="80" w:line="276" w:lineRule="exact"/>
     </w:pPr>
     <w:rPr>
@@ -6186,6 +6315,33 @@
     <w:pPr>
       <w:spacing w:before="0" w:after="0" w:line="322" w:lineRule="exact"/>
       <w:ind w:left="2160" w:hanging="720"/>
+    </w:pPr>
+  </w:style>
+  <w:style w:type="paragraph" w:customStyle="1" w:styleId="XdQuoteList1">
+    <w:name w:val="Xd Quote List 1"/>
+    <w:basedOn w:val="Normal"/>
+    <w:qFormat/>
+    <w:pPr>
+      <w:spacing w:before="0" w:after="0" w:line="322" w:lineRule="exact"/>
+      <w:ind w:left="1440" w:right="720" w:hanging="720"/>
+    </w:pPr>
+  </w:style>
+  <w:style w:type="paragraph" w:customStyle="1" w:styleId="XdQuoteList2">
+    <w:name w:val="Xd Quote List 2"/>
+    <w:basedOn w:val="Normal"/>
+    <w:qFormat/>
+    <w:pPr>
+      <w:spacing w:before="0" w:after="0" w:line="322" w:lineRule="exact"/>
+      <w:ind w:left="2160" w:right="720" w:hanging="720"/>
+    </w:pPr>
+  </w:style>
+  <w:style w:type="paragraph" w:customStyle="1" w:styleId="XdQuoteList3">
+    <w:name w:val="Xd Quote List 3"/>
+    <w:basedOn w:val="Normal"/>
+    <w:qFormat/>
+    <w:pPr>
+      <w:spacing w:before="0" w:after="0" w:line="322" w:lineRule="exact"/>
+      <w:ind w:left="2880" w:right="720" w:hanging="720"/>
     </w:pPr>
   </w:style>
   <w:style w:type="paragraph" w:customStyle="1" w:styleId="SourceCode">

--- a/courts/fifth-circuit/texas/state/court-of-civil-appeals/motion-brief/usage/OUTPUT-motion-brief.docx
+++ b/courts/fifth-circuit/texas/state/court-of-civil-appeals/motion-brief/usage/OUTPUT-motion-brief.docx
@@ -206,9 +206,8 @@
         <w:tblLook w:val="0000" w:firstRow="0" w:lastRow="0" w:firstColumn="0" w:lastColumn="0" w:noHBand="0" w:noVBand="0"/>
       </w:tblPr>
       <w:tblGrid>
-        <w:gridCol w:w="4464"/>
-        <w:gridCol w:w="264"/>
-        <w:gridCol w:w="4632"/>
+        <w:gridCol w:w="5184"/>
+        <w:gridCol w:w="4176"/>
       </w:tblGrid>
       <w:tr>
         <w:trPr>
@@ -216,7 +215,7 @@
         </w:trPr>
         <w:tc>
           <w:tcPr>
-            <w:tcW w:w="4464" w:type="dxa"/>
+            <w:tcW w:w="5184" w:type="dxa"/>
           </w:tcPr>
           <w:p>
             <w:pPr>
@@ -224,8 +223,6 @@
               <w:ind w:left="0" w:firstLine="0"/>
               <w:jc w:val="left"/>
             </w:pPr>
-            <w:bookmarkStart w:id="9001" w:name="xdr1c1a"/>
-            <w:bookmarkEnd w:id="9001"/>
             <w:r>
               <w:t xml:space="preserve">THE</w:t>
             </w:r>
@@ -341,15 +338,13 @@
             <w:r>
               <w:t xml:space="preserve">Appellee.</w:t>
             </w:r>
-            <w:bookmarkStart w:id="9002" w:name="xdr1c1z1"/>
-            <w:bookmarkEnd w:id="9002"/>
           </w:p>
         </w:tc>
         <w:tc>
           <w:tcPr>
-            <w:tcW w:w="264" w:type="dxa"/>
+            <w:tcW w:w="4176" w:type="dxa"/>
             <w:tcMar>
-              <w:left w:w="168" w:type="dxa"/>
+              <w:left w:w="576" w:type="dxa"/>
             </w:tcMar>
           </w:tcPr>
           <w:p>
@@ -359,7 +354,17 @@
               <w:jc w:val="left"/>
             </w:pPr>
             <w:r>
-              <w:t xml:space="preserve">)</w:t>
+              <w:t xml:space="preserve">No.</w:t>
+            </w:r>
+            <w:r>
+              <w:t xml:space="preserve"> </w:t>
+            </w:r>
+            <w:r>
+              <w:t xml:space="preserve">14</w:t>
+              <w:noBreakHyphen/>
+              <w:t xml:space="preserve">20</w:t>
+              <w:noBreakHyphen/>
+              <w:t xml:space="preserve">00627-CV</w:t>
             </w:r>
           </w:p>
           <w:p>
@@ -369,137 +374,6 @@
               <w:jc w:val="left"/>
             </w:pPr>
             <w:r>
-              <w:t xml:space="preserve">)</w:t>
-            </w:r>
-          </w:p>
-          <w:p>
-            <w:pPr>
-              <w:spacing w:before="0" w:after="0" w:line="322" w:lineRule="exact"/>
-              <w:ind w:left="0" w:firstLine="0"/>
-              <w:jc w:val="left"/>
-            </w:pPr>
-            <w:r>
-              <w:t xml:space="preserve">)</w:t>
-            </w:r>
-          </w:p>
-          <w:p>
-            <w:pPr>
-              <w:spacing w:before="0" w:after="0" w:line="322" w:lineRule="exact"/>
-              <w:ind w:left="0" w:firstLine="0"/>
-              <w:jc w:val="left"/>
-            </w:pPr>
-            <w:r>
-              <w:t xml:space="preserve">)</w:t>
-            </w:r>
-          </w:p>
-          <w:p>
-            <w:pPr>
-              <w:spacing w:before="0" w:after="0" w:line="322" w:lineRule="exact"/>
-              <w:ind w:left="0" w:firstLine="0"/>
-              <w:jc w:val="left"/>
-            </w:pPr>
-            <w:r>
-              <w:t xml:space="preserve">)</w:t>
-            </w:r>
-          </w:p>
-          <w:p>
-            <w:pPr>
-              <w:spacing w:before="0" w:after="0" w:line="322" w:lineRule="exact"/>
-              <w:ind w:left="0" w:firstLine="0"/>
-              <w:jc w:val="left"/>
-            </w:pPr>
-            <w:r>
-              <w:t xml:space="preserve">)</w:t>
-            </w:r>
-          </w:p>
-          <w:p>
-            <w:pPr>
-              <w:spacing w:before="0" w:after="0" w:line="322" w:lineRule="exact"/>
-              <w:ind w:left="0" w:firstLine="0"/>
-              <w:jc w:val="left"/>
-            </w:pPr>
-            <w:r>
-              <w:t xml:space="preserve">)</w:t>
-            </w:r>
-          </w:p>
-          <w:p>
-            <w:pPr>
-              <w:spacing w:before="0" w:after="0" w:line="322" w:lineRule="exact"/>
-              <w:ind w:left="0" w:firstLine="0"/>
-              <w:jc w:val="left"/>
-            </w:pPr>
-            <w:r>
-              <w:t xml:space="preserve">)</w:t>
-            </w:r>
-          </w:p>
-          <w:p>
-            <w:pPr>
-              <w:spacing w:before="0" w:after="0" w:line="322" w:lineRule="exact"/>
-              <w:ind w:left="0" w:firstLine="0"/>
-              <w:jc w:val="left"/>
-            </w:pPr>
-            <w:r>
-              <w:t xml:space="preserve">)</w:t>
-            </w:r>
-          </w:p>
-          <w:p>
-            <w:pPr>
-              <w:spacing w:before="0" w:after="0" w:line="322" w:lineRule="exact"/>
-              <w:ind w:left="0" w:firstLine="0"/>
-              <w:jc w:val="left"/>
-            </w:pPr>
-            <w:r>
-              <w:t xml:space="preserve">)</w:t>
-            </w:r>
-          </w:p>
-          <w:p>
-            <w:pPr>
-              <w:spacing w:before="0" w:after="0" w:line="322" w:lineRule="exact"/>
-              <w:ind w:left="0" w:firstLine="0"/>
-              <w:jc w:val="left"/>
-            </w:pPr>
-            <w:r>
-              <w:t xml:space="preserve">)</w:t>
-            </w:r>
-          </w:p>
-        </w:tc>
-        <w:tc>
-          <w:tcPr>
-            <w:tcW w:w="4632" w:type="dxa"/>
-            <w:tcMar>
-              <w:left w:w="168" w:type="dxa"/>
-            </w:tcMar>
-            <w:vAlign w:val="center"/>
-          </w:tcPr>
-          <w:p>
-            <w:pPr>
-              <w:spacing w:before="0" w:after="0" w:line="322" w:lineRule="exact"/>
-              <w:ind w:left="0" w:firstLine="0"/>
-              <w:jc w:val="left"/>
-            </w:pPr>
-            <w:bookmarkStart w:id="9003" w:name="xdr1c3a"/>
-            <w:bookmarkEnd w:id="9003"/>
-            <w:r>
-              <w:t xml:space="preserve">No.</w:t>
-            </w:r>
-            <w:r>
-              <w:t xml:space="preserve"> </w:t>
-            </w:r>
-            <w:r>
-              <w:t xml:space="preserve">14</w:t>
-              <w:noBreakHyphen/>
-              <w:t xml:space="preserve">20</w:t>
-              <w:noBreakHyphen/>
-              <w:t xml:space="preserve">00627-CV</w:t>
-            </w:r>
-          </w:p>
-          <w:p>
-            <w:pPr>
-              <w:spacing w:before="0" w:after="0" w:line="322" w:lineRule="exact"/>
-              <w:ind w:left="0" w:firstLine="0"/>
-              <w:jc w:val="left"/>
-            </w:pPr>
-            <w:r>
               <w:t xml:space="preserve">On</w:t>
             </w:r>
             <w:r>
@@ -562,8 +436,6 @@
             <w:r>
               <w:t xml:space="preserve">Texas</w:t>
             </w:r>
-            <w:bookmarkStart w:id="9004" w:name="xdr1c3z1"/>
-            <w:bookmarkEnd w:id="9004"/>
           </w:p>
         </w:tc>
       </w:tr>
@@ -1970,7 +1842,7 @@
         <w:pStyle w:val="BodyText"/>
       </w:pPr>
       <w:r>
-        <w:t xml:space="preserve">There is little time to stop Hollins’s ultra vires efforts to circumvent the careful limits the Constitution places on county officials’ authority. Hollins can take only such actions as are authorized by the Legislature, and the Legislature has granted him precise powers relating to mail-in ballots in this State. Within hours of Hollins’s announcement, the Secretary of State asked Hollins to stop his illegal actions. Hollins refused. The State then filed this ultra vires suit and sought a preliminary injunction. The trial court rejected the request. County clerks across the State must distribute mail-in ballots to certain voters in only eight days on September 19. Tex. Elec. Code §§ 101.001, .004. Yet Hollins’s ultra vires conduct threatens to flood the State’s largest county with applications from voters who are likely ineligible. This will fundamentally undermine the Legislature’s design.</w:t>
+        <w:t xml:space="preserve">There is little time to stop Hollins’s ultra vires efforts to circumvent the careful limits the Constitution places on county officials’ authority. Hollins can take only such actions as are authorized by the Legislature, and the Legislature has granted him precise powers relating to mail-in ballots in this State. Within hours of Hollins’s announcement, the Secretary of State asked Hollins to stop his illegal actions. Hollins refused. The State then filed this ultra vires suit and sought a preliminary injunction. The trial court rejected the request. County clerks across the State must distribute mail-in ballots to certain voters in only eight days on September 19. Tex. Elec. Code §§ 101.001, ⁠.004. Yet Hollins’s ultra vires conduct threatens to flood the State’s largest county with applications from voters who are likely ineligible. This will fundamentally undermine the Legislature’s design.</w:t>
       </w:r>
     </w:p>
     <w:p>
@@ -3911,7 +3783,7 @@
         <w:t xml:space="preserve"> </w:t>
       </w:r>
       <w:r>
-        <w:t xml:space="preserve">Tex. Elec. Code §§ 101.001, .004. All voters who want to vote by mail must apply for an absentee ballot no later than October 23.</w:t>
+        <w:t xml:space="preserve">Tex. Elec. Code §§ 101.001, ⁠.004. All voters who want to vote by mail must apply for an absentee ballot no later than October 23.</w:t>
       </w:r>
       <w:r>
         <w:t xml:space="preserve"> </w:t>
@@ -5225,7 +5097,7 @@
         <w:t xml:space="preserve"> </w:t>
       </w:r>
       <w:r>
-        <w:t xml:space="preserve">See also, e.g., App. J at 134 (receiving testimony from Hollins that his power is “really broad”); id. at 141 (“I think a lot of the [Election Code] . . . lays out generally what I’m allowed to do and then I can take from that and go above and beyond.”); id. at 143 (“I would say that my authority to conduct and manage early voting gives me very broad authority”); id. at 171 (opining that the Election Code “lays out minimums” but that he is empowered “to go above and beyond”).</w:t>
+        <w:t xml:space="preserve">See also, e.g., App. J at 134 (receiving testimony from Hollins that his power is “really broad”); id. at 141 (“I think a lot of the [Election Code] ⁠. ⁠. ⁠. lays out generally what I’m allowed to do and then I can take from that and go above and beyond.”); id. at 143 (“I would say that my authority to conduct and manage early voting gives me very broad authority”); id. at 171 (opining that the Election Code “lays out minimums” but that he is empowered “to go above and beyond”).</w:t>
       </w:r>
     </w:p>
   </w:footnote>

--- a/courts/fifth-circuit/texas/state/court-of-civil-appeals/motion-brief/usage/OUTPUT-motion-brief.docx
+++ b/courts/fifth-circuit/texas/state/court-of-civil-appeals/motion-brief/usage/OUTPUT-motion-brief.docx
@@ -206,8 +206,9 @@
         <w:tblLook w:val="0000" w:firstRow="0" w:lastRow="0" w:firstColumn="0" w:lastColumn="0" w:noHBand="0" w:noVBand="0"/>
       </w:tblPr>
       <w:tblGrid>
-        <w:gridCol w:w="5184"/>
-        <w:gridCol w:w="4176"/>
+        <w:gridCol w:w="4464"/>
+        <w:gridCol w:w="264"/>
+        <w:gridCol w:w="4632"/>
       </w:tblGrid>
       <w:tr>
         <w:trPr>
@@ -215,7 +216,7 @@
         </w:trPr>
         <w:tc>
           <w:tcPr>
-            <w:tcW w:w="5184" w:type="dxa"/>
+            <w:tcW w:w="4464" w:type="dxa"/>
           </w:tcPr>
           <w:p>
             <w:pPr>
@@ -223,6 +224,8 @@
               <w:ind w:left="0" w:firstLine="0"/>
               <w:jc w:val="left"/>
             </w:pPr>
+            <w:bookmarkStart w:id="9001" w:name="xdr1c1a"/>
+            <w:bookmarkEnd w:id="9001"/>
             <w:r>
               <w:t xml:space="preserve">THE</w:t>
             </w:r>
@@ -338,13 +341,15 @@
             <w:r>
               <w:t xml:space="preserve">Appellee.</w:t>
             </w:r>
+            <w:bookmarkStart w:id="9002" w:name="xdr1c1z1"/>
+            <w:bookmarkEnd w:id="9002"/>
           </w:p>
         </w:tc>
         <w:tc>
           <w:tcPr>
-            <w:tcW w:w="4176" w:type="dxa"/>
+            <w:tcW w:w="264" w:type="dxa"/>
             <w:tcMar>
-              <w:left w:w="576" w:type="dxa"/>
+              <w:left w:w="168" w:type="dxa"/>
             </w:tcMar>
           </w:tcPr>
           <w:p>
@@ -354,17 +359,7 @@
               <w:jc w:val="left"/>
             </w:pPr>
             <w:r>
-              <w:t xml:space="preserve">No.</w:t>
-            </w:r>
-            <w:r>
-              <w:t xml:space="preserve"> </w:t>
-            </w:r>
-            <w:r>
-              <w:t xml:space="preserve">14</w:t>
-              <w:noBreakHyphen/>
-              <w:t xml:space="preserve">20</w:t>
-              <w:noBreakHyphen/>
-              <w:t xml:space="preserve">00627-CV</w:t>
+              <w:t xml:space="preserve">)</w:t>
             </w:r>
           </w:p>
           <w:p>
@@ -374,6 +369,137 @@
               <w:jc w:val="left"/>
             </w:pPr>
             <w:r>
+              <w:t xml:space="preserve">)</w:t>
+            </w:r>
+          </w:p>
+          <w:p>
+            <w:pPr>
+              <w:spacing w:before="0" w:after="0" w:line="322" w:lineRule="exact"/>
+              <w:ind w:left="0" w:firstLine="0"/>
+              <w:jc w:val="left"/>
+            </w:pPr>
+            <w:r>
+              <w:t xml:space="preserve">)</w:t>
+            </w:r>
+          </w:p>
+          <w:p>
+            <w:pPr>
+              <w:spacing w:before="0" w:after="0" w:line="322" w:lineRule="exact"/>
+              <w:ind w:left="0" w:firstLine="0"/>
+              <w:jc w:val="left"/>
+            </w:pPr>
+            <w:r>
+              <w:t xml:space="preserve">)</w:t>
+            </w:r>
+          </w:p>
+          <w:p>
+            <w:pPr>
+              <w:spacing w:before="0" w:after="0" w:line="322" w:lineRule="exact"/>
+              <w:ind w:left="0" w:firstLine="0"/>
+              <w:jc w:val="left"/>
+            </w:pPr>
+            <w:r>
+              <w:t xml:space="preserve">)</w:t>
+            </w:r>
+          </w:p>
+          <w:p>
+            <w:pPr>
+              <w:spacing w:before="0" w:after="0" w:line="322" w:lineRule="exact"/>
+              <w:ind w:left="0" w:firstLine="0"/>
+              <w:jc w:val="left"/>
+            </w:pPr>
+            <w:r>
+              <w:t xml:space="preserve">)</w:t>
+            </w:r>
+          </w:p>
+          <w:p>
+            <w:pPr>
+              <w:spacing w:before="0" w:after="0" w:line="322" w:lineRule="exact"/>
+              <w:ind w:left="0" w:firstLine="0"/>
+              <w:jc w:val="left"/>
+            </w:pPr>
+            <w:r>
+              <w:t xml:space="preserve">)</w:t>
+            </w:r>
+          </w:p>
+          <w:p>
+            <w:pPr>
+              <w:spacing w:before="0" w:after="0" w:line="322" w:lineRule="exact"/>
+              <w:ind w:left="0" w:firstLine="0"/>
+              <w:jc w:val="left"/>
+            </w:pPr>
+            <w:r>
+              <w:t xml:space="preserve">)</w:t>
+            </w:r>
+          </w:p>
+          <w:p>
+            <w:pPr>
+              <w:spacing w:before="0" w:after="0" w:line="322" w:lineRule="exact"/>
+              <w:ind w:left="0" w:firstLine="0"/>
+              <w:jc w:val="left"/>
+            </w:pPr>
+            <w:r>
+              <w:t xml:space="preserve">)</w:t>
+            </w:r>
+          </w:p>
+          <w:p>
+            <w:pPr>
+              <w:spacing w:before="0" w:after="0" w:line="322" w:lineRule="exact"/>
+              <w:ind w:left="0" w:firstLine="0"/>
+              <w:jc w:val="left"/>
+            </w:pPr>
+            <w:r>
+              <w:t xml:space="preserve">)</w:t>
+            </w:r>
+          </w:p>
+          <w:p>
+            <w:pPr>
+              <w:spacing w:before="0" w:after="0" w:line="322" w:lineRule="exact"/>
+              <w:ind w:left="0" w:firstLine="0"/>
+              <w:jc w:val="left"/>
+            </w:pPr>
+            <w:r>
+              <w:t xml:space="preserve">)</w:t>
+            </w:r>
+          </w:p>
+        </w:tc>
+        <w:tc>
+          <w:tcPr>
+            <w:tcW w:w="4632" w:type="dxa"/>
+            <w:tcMar>
+              <w:left w:w="168" w:type="dxa"/>
+            </w:tcMar>
+            <w:vAlign w:val="center"/>
+          </w:tcPr>
+          <w:p>
+            <w:pPr>
+              <w:spacing w:before="0" w:after="0" w:line="322" w:lineRule="exact"/>
+              <w:ind w:left="0" w:firstLine="0"/>
+              <w:jc w:val="left"/>
+            </w:pPr>
+            <w:bookmarkStart w:id="9003" w:name="xdr1c3a"/>
+            <w:bookmarkEnd w:id="9003"/>
+            <w:r>
+              <w:t xml:space="preserve">No.</w:t>
+            </w:r>
+            <w:r>
+              <w:t xml:space="preserve"> </w:t>
+            </w:r>
+            <w:r>
+              <w:t xml:space="preserve">14</w:t>
+              <w:noBreakHyphen/>
+              <w:t xml:space="preserve">20</w:t>
+              <w:noBreakHyphen/>
+              <w:t xml:space="preserve">00627-CV</w:t>
+            </w:r>
+          </w:p>
+          <w:p>
+            <w:pPr>
+              <w:spacing w:before="0" w:after="0" w:line="322" w:lineRule="exact"/>
+              <w:ind w:left="0" w:firstLine="0"/>
+              <w:jc w:val="left"/>
+            </w:pPr>
+            <w:r>
               <w:t xml:space="preserve">On</w:t>
             </w:r>
             <w:r>
@@ -436,6 +562,8 @@
             <w:r>
               <w:t xml:space="preserve">Texas</w:t>
             </w:r>
+            <w:bookmarkStart w:id="9004" w:name="xdr1c3z1"/>
+            <w:bookmarkEnd w:id="9004"/>
           </w:p>
         </w:tc>
       </w:tr>
